--- a/material/peonita-trucos/peonita-trucos-adaptado.docx
+++ b/material/peonita-trucos/peonita-trucos-adaptado.docx
@@ -54,7 +54,7 @@
         <w:t xml:space="preserve">Versión adaptada. </w:t>
       </w:r>
       <w:r>
-        <w:t xml:space="preserve">Es el mismo libro, hecho para quien ve poco o no ve: letra grande, negro sobre blanco, un tablero grande en cada página y todo escrito, para leerlo con lupa o con lector de pantalla. Cada dibujo va contado en palabras y cada posición, pieza por pieza.</w:t>
+        <w:t xml:space="preserve">Es el mismo libro, hecho para quien ve poco o no ve: letra grande, negro sobre blanco, un tablero grande en cada página y todo escrito, para leerlo con lupa o con lector de pantalla. Cada dibujo va contado en palabras y cada posición, pieza por pieza, y cada ejercicio dice cómo hacerlo con las manos en un tablero táctil.</w:t>
       </w:r>
     </w:p>
     <w:p>
@@ -307,14 +307,85 @@
     </w:p>
     <w:p>
       <w:pPr>
-        <w:keepLines/>
-      </w:pPr>
-      <w:r>
-        <w:rPr>
-          <w:b w:val="false"/>
-          <w:bCs w:val="false"/>
-        </w:rPr>
-        <w:t xml:space="preserve">Oscar Angulo Cubero</w:t>
+        <w:pStyle w:val="Heading2"/>
+        <w:keepNext/>
+        <w:keepLines/>
+        <w:pageBreakBefore/>
+      </w:pPr>
+      <w:r>
+        <w:t xml:space="preserve">Para leer con las manos</w:t>
+      </w:r>
+    </w:p>
+    <w:p>
+      <w:pPr>
+        <w:keepLines/>
+      </w:pPr>
+      <w:r>
+        <w:rPr>
+          <w:b w:val="false"/>
+          <w:bCs w:val="false"/>
+        </w:rPr>
+        <w:t xml:space="preserve">Este libro se puede leer con un niño o una niña que no ve. Los ejercicios se hacen con las manos, en un tablero de ajedrez táctil, y se contestan en voz alta: usted lee, el niño arma, toca y responde.</w:t>
+      </w:r>
+    </w:p>
+    <w:p>
+      <w:pPr>
+        <w:keepLines/>
+      </w:pPr>
+      <w:r>
+        <w:rPr>
+          <w:b w:val="false"/>
+          <w:bCs w:val="false"/>
+        </w:rPr>
+        <w:t xml:space="preserve">En la mayoría de los tableros táctiles, las casillas oscuras son más altas que las claras, y cada pieza entra en un agujero para que no se caiga al tocarla. Las piezas negras tienen una puntita o un clavito arriba; así se distinguen de las blancas.</w:t>
+      </w:r>
+    </w:p>
+    <w:p>
+      <w:pPr>
+        <w:keepLines/>
+      </w:pPr>
+      <w:r>
+        <w:rPr>
+          <w:b w:val="false"/>
+          <w:bCs w:val="false"/>
+        </w:rPr>
+        <w:t xml:space="preserve">Tenga a mano unos botones o monedas: son las «fichas». Donde el libro con dibujos tiene una estrella, usted pone una ficha en esa casilla.</w:t>
+      </w:r>
+    </w:p>
+    <w:p>
+      <w:pPr>
+        <w:keepLines/>
+      </w:pPr>
+      <w:r>
+        <w:rPr>
+          <w:b w:val="false"/>
+          <w:bCs w:val="false"/>
+        </w:rPr>
+        <w:t xml:space="preserve">Cada ejercicio empieza con «Con las manos»: qué piezas poner y qué tocar. La posición viene escrita pieza por pieza: primero las blancas y después las negras. Arme la posición con el niño, no por él: buscar la casilla también es aprender.</w:t>
+      </w:r>
+    </w:p>
+    <w:p>
+      <w:pPr>
+        <w:keepLines/>
+      </w:pPr>
+      <w:r>
+        <w:rPr>
+          <w:b w:val="false"/>
+          <w:bCs w:val="false"/>
+        </w:rPr>
+        <w:t xml:space="preserve">Las casillas se nombran con una letra y un número: la letra dice la columna, contando desde la izquierda (a, b, c… hasta h), y el número dice la fila, contando desde abajo (1 hasta 8). El niño se sienta del lado de las piezas blancas.</w:t>
+      </w:r>
+    </w:p>
+    <w:p>
+      <w:pPr>
+        <w:keepLines/>
+      </w:pPr>
+      <w:r>
+        <w:rPr>
+          <w:b w:val="false"/>
+          <w:bCs w:val="false"/>
+        </w:rPr>
+        <w:t xml:space="preserve">Antes de empezar, recorran juntos el tablero: las orillas, las cuatro esquinas, una fila de izquierda a derecha y una columna de abajo hacia arriba.</w:t>
       </w:r>
     </w:p>
     <w:p>
@@ -682,7 +753,7 @@
       <w:r>
         <w:drawing>
           <wp:inline distT="0" distB="0" distL="0" distR="0">
-            <wp:extent cx="5399931" cy="5399931"/>
+            <wp:extent cx="4319885" cy="4319885"/>
             <wp:effectExtent t="0" r="0" b="0" l="0"/>
             <wp:docPr id="1" name="Dibujo decorativo" descr="" title="">
               <a:extLst xmlns:a="http://schemas.openxmlformats.org/drawingml/2006/main">
@@ -713,7 +784,7 @@
                   <pic:spPr bwMode="auto">
                     <a:xfrm>
                       <a:off x="0" y="0"/>
-                      <a:ext cx="5399931" cy="5399931"/>
+                      <a:ext cx="4319885" cy="4319885"/>
                     </a:xfrm>
                     <a:prstGeom prst="rect">
                       <a:avLst/>
@@ -741,6 +812,7 @@
     </w:p>
     <w:p>
       <w:pPr>
+        <w:keepNext/>
         <w:keepLines/>
         <w:pBdr>
           <w:top w:val="single" w:color="000000" w:sz="12" w:space="6"/>
@@ -757,7 +829,28 @@
         <w:t xml:space="preserve">La posición. </w:t>
       </w:r>
       <w:r>
-        <w:t xml:space="preserve">Piezas blancas: rey en g1; torre en c1; peones en f2, g2, h2. Piezas negras: rey en g8; alfil en c4; peones en f7, g7, h6. La flecha va de c1 a c4.</w:t>
+        <w:t xml:space="preserve">Piezas blancas: rey en g1; torre en c1; peones en f2, g2, h2. Piezas negras: rey en g8; alfil en c4; peones en f7, g7, h6.</w:t>
+      </w:r>
+    </w:p>
+    <w:p>
+      <w:pPr>
+        <w:keepLines/>
+        <w:pBdr>
+          <w:top w:val="single" w:color="000000" w:sz="12" w:space="6"/>
+          <w:left w:val="single" w:color="000000" w:sz="12" w:space="6"/>
+          <w:bottom w:val="single" w:color="000000" w:sz="12" w:space="6"/>
+          <w:right w:val="single" w:color="000000" w:sz="12" w:space="6"/>
+        </w:pBdr>
+      </w:pPr>
+      <w:r>
+        <w:rPr>
+          <w:b/>
+          <w:bCs/>
+        </w:rPr>
+        <w:t xml:space="preserve">Con las manos. </w:t>
+      </w:r>
+      <w:r>
+        <w:t xml:space="preserve">Arma esta posición en tu tablero. Con el dedo, sigue el camino de c1 a c4.</w:t>
       </w:r>
     </w:p>
     <w:p>
@@ -841,7 +934,7 @@
       <w:r>
         <w:drawing>
           <wp:inline distT="0" distB="0" distL="0" distR="0">
-            <wp:extent cx="3887986" cy="3887986"/>
+            <wp:extent cx="3239988" cy="3239988"/>
             <wp:effectExtent t="0" r="0" b="0" l="0"/>
             <wp:docPr id="1" name="Dibujo decorativo" descr="" title="">
               <a:extLst xmlns:a="http://schemas.openxmlformats.org/drawingml/2006/main">
@@ -872,7 +965,7 @@
                   <pic:spPr bwMode="auto">
                     <a:xfrm>
                       <a:off x="0" y="0"/>
-                      <a:ext cx="3887986" cy="3887986"/>
+                      <a:ext cx="3239988" cy="3239988"/>
                     </a:xfrm>
                     <a:prstGeom prst="rect">
                       <a:avLst/>
@@ -911,6 +1004,28 @@
       <w:pPr>
         <w:keepNext/>
         <w:keepLines/>
+        <w:pBdr>
+          <w:top w:val="single" w:color="000000" w:sz="12" w:space="6"/>
+          <w:left w:val="single" w:color="000000" w:sz="12" w:space="6"/>
+          <w:bottom w:val="single" w:color="000000" w:sz="12" w:space="6"/>
+          <w:right w:val="single" w:color="000000" w:sz="12" w:space="6"/>
+        </w:pBdr>
+      </w:pPr>
+      <w:r>
+        <w:rPr>
+          <w:b/>
+          <w:bCs/>
+        </w:rPr>
+        <w:t xml:space="preserve">Con las manos. </w:t>
+      </w:r>
+      <w:r>
+        <w:t xml:space="preserve">Arma esta posición en tu tablero. Prueba las jugadas con tus piezas antes de contestar.</w:t>
+      </w:r>
+    </w:p>
+    <w:p>
+      <w:pPr>
+        <w:keepNext/>
+        <w:keepLines/>
       </w:pPr>
       <w:r>
         <w:rPr>
@@ -958,7 +1073,7 @@
       <w:r>
         <w:drawing>
           <wp:inline distT="0" distB="0" distL="0" distR="0">
-            <wp:extent cx="3887986" cy="3887986"/>
+            <wp:extent cx="3239988" cy="3239988"/>
             <wp:effectExtent t="0" r="0" b="0" l="0"/>
             <wp:docPr id="1" name="Dibujo decorativo" descr="" title="">
               <a:extLst xmlns:a="http://schemas.openxmlformats.org/drawingml/2006/main">
@@ -989,7 +1104,7 @@
                   <pic:spPr bwMode="auto">
                     <a:xfrm>
                       <a:off x="0" y="0"/>
-                      <a:ext cx="3887986" cy="3887986"/>
+                      <a:ext cx="3239988" cy="3239988"/>
                     </a:xfrm>
                     <a:prstGeom prst="rect">
                       <a:avLst/>
@@ -1028,6 +1143,28 @@
       <w:pPr>
         <w:keepNext/>
         <w:keepLines/>
+        <w:pBdr>
+          <w:top w:val="single" w:color="000000" w:sz="12" w:space="6"/>
+          <w:left w:val="single" w:color="000000" w:sz="12" w:space="6"/>
+          <w:bottom w:val="single" w:color="000000" w:sz="12" w:space="6"/>
+          <w:right w:val="single" w:color="000000" w:sz="12" w:space="6"/>
+        </w:pBdr>
+      </w:pPr>
+      <w:r>
+        <w:rPr>
+          <w:b/>
+          <w:bCs/>
+        </w:rPr>
+        <w:t xml:space="preserve">Con las manos. </w:t>
+      </w:r>
+      <w:r>
+        <w:t xml:space="preserve">Arma esta posición en tu tablero. Prueba las jugadas con tus piezas antes de contestar.</w:t>
+      </w:r>
+    </w:p>
+    <w:p>
+      <w:pPr>
+        <w:keepNext/>
+        <w:keepLines/>
       </w:pPr>
       <w:r>
         <w:rPr>
@@ -1075,7 +1212,7 @@
       <w:r>
         <w:drawing>
           <wp:inline distT="0" distB="0" distL="0" distR="0">
-            <wp:extent cx="3887986" cy="3887986"/>
+            <wp:extent cx="3239988" cy="3239988"/>
             <wp:effectExtent t="0" r="0" b="0" l="0"/>
             <wp:docPr id="1" name="Dibujo decorativo" descr="" title="">
               <a:extLst xmlns:a="http://schemas.openxmlformats.org/drawingml/2006/main">
@@ -1106,7 +1243,7 @@
                   <pic:spPr bwMode="auto">
                     <a:xfrm>
                       <a:off x="0" y="0"/>
-                      <a:ext cx="3887986" cy="3887986"/>
+                      <a:ext cx="3239988" cy="3239988"/>
                     </a:xfrm>
                     <a:prstGeom prst="rect">
                       <a:avLst/>
@@ -1139,6 +1276,28 @@
       </w:r>
       <w:r>
         <w:t xml:space="preserve">Piezas blancas: rey en g1; alfil en e2; peones en f2, g2, h2. Piezas negras: rey en g8; torre en e8; peones en f7, g7, h7.</w:t>
+      </w:r>
+    </w:p>
+    <w:p>
+      <w:pPr>
+        <w:keepNext/>
+        <w:keepLines/>
+        <w:pBdr>
+          <w:top w:val="single" w:color="000000" w:sz="12" w:space="6"/>
+          <w:left w:val="single" w:color="000000" w:sz="12" w:space="6"/>
+          <w:bottom w:val="single" w:color="000000" w:sz="12" w:space="6"/>
+          <w:right w:val="single" w:color="000000" w:sz="12" w:space="6"/>
+        </w:pBdr>
+      </w:pPr>
+      <w:r>
+        <w:rPr>
+          <w:b/>
+          <w:bCs/>
+        </w:rPr>
+        <w:t xml:space="preserve">Con las manos. </w:t>
+      </w:r>
+      <w:r>
+        <w:t xml:space="preserve">Arma esta posición en tu tablero. Prueba las jugadas con tus piezas antes de contestar.</w:t>
       </w:r>
     </w:p>
     <w:p>
@@ -1373,7 +1532,7 @@
       <w:r>
         <w:drawing>
           <wp:inline distT="0" distB="0" distL="0" distR="0">
-            <wp:extent cx="5399931" cy="5399931"/>
+            <wp:extent cx="4319885" cy="4319885"/>
             <wp:effectExtent t="0" r="0" b="0" l="0"/>
             <wp:docPr id="1" name="Dibujo decorativo" descr="" title="">
               <a:extLst xmlns:a="http://schemas.openxmlformats.org/drawingml/2006/main">
@@ -1404,7 +1563,7 @@
                   <pic:spPr bwMode="auto">
                     <a:xfrm>
                       <a:off x="0" y="0"/>
-                      <a:ext cx="5399931" cy="5399931"/>
+                      <a:ext cx="4319885" cy="4319885"/>
                     </a:xfrm>
                     <a:prstGeom prst="rect">
                       <a:avLst/>
@@ -1432,6 +1591,7 @@
     </w:p>
     <w:p>
       <w:pPr>
+        <w:keepNext/>
         <w:keepLines/>
         <w:pBdr>
           <w:top w:val="single" w:color="000000" w:sz="12" w:space="6"/>
@@ -1448,7 +1608,28 @@
         <w:t xml:space="preserve">La posición. </w:t>
       </w:r>
       <w:r>
-        <w:t xml:space="preserve">Piezas blancas: rey en e1; caballo en c7. Piezas negras: rey en e8; torre en a8. Las flechas van de c7 a e8 y de c7 a a8.</w:t>
+        <w:t xml:space="preserve">Piezas blancas: rey en e1; caballo en c7. Piezas negras: rey en e8; torre en a8.</w:t>
+      </w:r>
+    </w:p>
+    <w:p>
+      <w:pPr>
+        <w:keepLines/>
+        <w:pBdr>
+          <w:top w:val="single" w:color="000000" w:sz="12" w:space="6"/>
+          <w:left w:val="single" w:color="000000" w:sz="12" w:space="6"/>
+          <w:bottom w:val="single" w:color="000000" w:sz="12" w:space="6"/>
+          <w:right w:val="single" w:color="000000" w:sz="12" w:space="6"/>
+        </w:pBdr>
+      </w:pPr>
+      <w:r>
+        <w:rPr>
+          <w:b/>
+          <w:bCs/>
+        </w:rPr>
+        <w:t xml:space="preserve">Con las manos. </w:t>
+      </w:r>
+      <w:r>
+        <w:t xml:space="preserve">Arma esta posición en tu tablero. Con el dedo, sigue los caminos de c7 a e8 y de c7 a a8.</w:t>
       </w:r>
     </w:p>
     <w:p>
@@ -1532,7 +1713,7 @@
       <w:r>
         <w:drawing>
           <wp:inline distT="0" distB="0" distL="0" distR="0">
-            <wp:extent cx="3887986" cy="3887986"/>
+            <wp:extent cx="3239988" cy="3239988"/>
             <wp:effectExtent t="0" r="0" b="0" l="0"/>
             <wp:docPr id="1" name="Dibujo decorativo" descr="" title="">
               <a:extLst xmlns:a="http://schemas.openxmlformats.org/drawingml/2006/main">
@@ -1563,7 +1744,7 @@
                   <pic:spPr bwMode="auto">
                     <a:xfrm>
                       <a:off x="0" y="0"/>
-                      <a:ext cx="3887986" cy="3887986"/>
+                      <a:ext cx="3239988" cy="3239988"/>
                     </a:xfrm>
                     <a:prstGeom prst="rect">
                       <a:avLst/>
@@ -1602,6 +1783,28 @@
       <w:pPr>
         <w:keepNext/>
         <w:keepLines/>
+        <w:pBdr>
+          <w:top w:val="single" w:color="000000" w:sz="12" w:space="6"/>
+          <w:left w:val="single" w:color="000000" w:sz="12" w:space="6"/>
+          <w:bottom w:val="single" w:color="000000" w:sz="12" w:space="6"/>
+          <w:right w:val="single" w:color="000000" w:sz="12" w:space="6"/>
+        </w:pBdr>
+      </w:pPr>
+      <w:r>
+        <w:rPr>
+          <w:b/>
+          <w:bCs/>
+        </w:rPr>
+        <w:t xml:space="preserve">Con las manos. </w:t>
+      </w:r>
+      <w:r>
+        <w:t xml:space="preserve">Arma esta posición en tu tablero. Prueba las jugadas con tus piezas antes de contestar.</w:t>
+      </w:r>
+    </w:p>
+    <w:p>
+      <w:pPr>
+        <w:keepNext/>
+        <w:keepLines/>
       </w:pPr>
       <w:r>
         <w:rPr>
@@ -1649,7 +1852,7 @@
       <w:r>
         <w:drawing>
           <wp:inline distT="0" distB="0" distL="0" distR="0">
-            <wp:extent cx="3887986" cy="3887986"/>
+            <wp:extent cx="3239988" cy="3239988"/>
             <wp:effectExtent t="0" r="0" b="0" l="0"/>
             <wp:docPr id="1" name="Dibujo decorativo" descr="" title="">
               <a:extLst xmlns:a="http://schemas.openxmlformats.org/drawingml/2006/main">
@@ -1680,7 +1883,7 @@
                   <pic:spPr bwMode="auto">
                     <a:xfrm>
                       <a:off x="0" y="0"/>
-                      <a:ext cx="3887986" cy="3887986"/>
+                      <a:ext cx="3239988" cy="3239988"/>
                     </a:xfrm>
                     <a:prstGeom prst="rect">
                       <a:avLst/>
@@ -1713,6 +1916,28 @@
       </w:r>
       <w:r>
         <w:t xml:space="preserve">Piezas blancas: rey en e1; caballo en e4. Piezas negras: rey en f7; torre en b5.</w:t>
+      </w:r>
+    </w:p>
+    <w:p>
+      <w:pPr>
+        <w:keepNext/>
+        <w:keepLines/>
+        <w:pBdr>
+          <w:top w:val="single" w:color="000000" w:sz="12" w:space="6"/>
+          <w:left w:val="single" w:color="000000" w:sz="12" w:space="6"/>
+          <w:bottom w:val="single" w:color="000000" w:sz="12" w:space="6"/>
+          <w:right w:val="single" w:color="000000" w:sz="12" w:space="6"/>
+        </w:pBdr>
+      </w:pPr>
+      <w:r>
+        <w:rPr>
+          <w:b/>
+          <w:bCs/>
+        </w:rPr>
+        <w:t xml:space="preserve">Con las manos. </w:t>
+      </w:r>
+      <w:r>
+        <w:t xml:space="preserve">Arma esta posición en tu tablero. Prueba las jugadas con tus piezas antes de contestar.</w:t>
       </w:r>
     </w:p>
     <w:p>
@@ -1935,7 +2160,7 @@
       <w:r>
         <w:drawing>
           <wp:inline distT="0" distB="0" distL="0" distR="0">
-            <wp:extent cx="5399931" cy="5399931"/>
+            <wp:extent cx="4319885" cy="4319885"/>
             <wp:effectExtent t="0" r="0" b="0" l="0"/>
             <wp:docPr id="1" name="Dibujo decorativo" descr="" title="">
               <a:extLst xmlns:a="http://schemas.openxmlformats.org/drawingml/2006/main">
@@ -1966,7 +2191,7 @@
                   <pic:spPr bwMode="auto">
                     <a:xfrm>
                       <a:off x="0" y="0"/>
-                      <a:ext cx="5399931" cy="5399931"/>
+                      <a:ext cx="4319885" cy="4319885"/>
                     </a:xfrm>
                     <a:prstGeom prst="rect">
                       <a:avLst/>
@@ -1994,6 +2219,7 @@
     </w:p>
     <w:p>
       <w:pPr>
+        <w:keepNext/>
         <w:keepLines/>
         <w:pBdr>
           <w:top w:val="single" w:color="000000" w:sz="12" w:space="6"/>
@@ -2010,7 +2236,28 @@
         <w:t xml:space="preserve">La posición. </w:t>
       </w:r>
       <w:r>
-        <w:t xml:space="preserve">Piezas blancas: rey en e1; dama en a4. Piezas negras: rey en e8; torre en a8. Las flechas van de a4 a e8 y de a4 a a8.</w:t>
+        <w:t xml:space="preserve">Piezas blancas: rey en e1; dama en a4. Piezas negras: rey en e8; torre en a8.</w:t>
+      </w:r>
+    </w:p>
+    <w:p>
+      <w:pPr>
+        <w:keepLines/>
+        <w:pBdr>
+          <w:top w:val="single" w:color="000000" w:sz="12" w:space="6"/>
+          <w:left w:val="single" w:color="000000" w:sz="12" w:space="6"/>
+          <w:bottom w:val="single" w:color="000000" w:sz="12" w:space="6"/>
+          <w:right w:val="single" w:color="000000" w:sz="12" w:space="6"/>
+        </w:pBdr>
+      </w:pPr>
+      <w:r>
+        <w:rPr>
+          <w:b/>
+          <w:bCs/>
+        </w:rPr>
+        <w:t xml:space="preserve">Con las manos. </w:t>
+      </w:r>
+      <w:r>
+        <w:t xml:space="preserve">Arma esta posición en tu tablero. Con el dedo, sigue los caminos de a4 a e8 y de a4 a a8.</w:t>
       </w:r>
     </w:p>
     <w:p>
@@ -2094,7 +2341,7 @@
       <w:r>
         <w:drawing>
           <wp:inline distT="0" distB="0" distL="0" distR="0">
-            <wp:extent cx="3887986" cy="3887986"/>
+            <wp:extent cx="3239988" cy="3239988"/>
             <wp:effectExtent t="0" r="0" b="0" l="0"/>
             <wp:docPr id="1" name="Dibujo decorativo" descr="" title="">
               <a:extLst xmlns:a="http://schemas.openxmlformats.org/drawingml/2006/main">
@@ -2125,7 +2372,7 @@
                   <pic:spPr bwMode="auto">
                     <a:xfrm>
                       <a:off x="0" y="0"/>
-                      <a:ext cx="3887986" cy="3887986"/>
+                      <a:ext cx="3239988" cy="3239988"/>
                     </a:xfrm>
                     <a:prstGeom prst="rect">
                       <a:avLst/>
@@ -2164,6 +2411,28 @@
       <w:pPr>
         <w:keepNext/>
         <w:keepLines/>
+        <w:pBdr>
+          <w:top w:val="single" w:color="000000" w:sz="12" w:space="6"/>
+          <w:left w:val="single" w:color="000000" w:sz="12" w:space="6"/>
+          <w:bottom w:val="single" w:color="000000" w:sz="12" w:space="6"/>
+          <w:right w:val="single" w:color="000000" w:sz="12" w:space="6"/>
+        </w:pBdr>
+      </w:pPr>
+      <w:r>
+        <w:rPr>
+          <w:b/>
+          <w:bCs/>
+        </w:rPr>
+        <w:t xml:space="preserve">Con las manos. </w:t>
+      </w:r>
+      <w:r>
+        <w:t xml:space="preserve">Arma esta posición en tu tablero. Prueba las jugadas con tus piezas antes de contestar.</w:t>
+      </w:r>
+    </w:p>
+    <w:p>
+      <w:pPr>
+        <w:keepNext/>
+        <w:keepLines/>
       </w:pPr>
       <w:r>
         <w:rPr>
@@ -2211,7 +2480,7 @@
       <w:r>
         <w:drawing>
           <wp:inline distT="0" distB="0" distL="0" distR="0">
-            <wp:extent cx="3887986" cy="3887986"/>
+            <wp:extent cx="3239988" cy="3239988"/>
             <wp:effectExtent t="0" r="0" b="0" l="0"/>
             <wp:docPr id="1" name="Dibujo decorativo" descr="" title="">
               <a:extLst xmlns:a="http://schemas.openxmlformats.org/drawingml/2006/main">
@@ -2242,7 +2511,7 @@
                   <pic:spPr bwMode="auto">
                     <a:xfrm>
                       <a:off x="0" y="0"/>
-                      <a:ext cx="3887986" cy="3887986"/>
+                      <a:ext cx="3239988" cy="3239988"/>
                     </a:xfrm>
                     <a:prstGeom prst="rect">
                       <a:avLst/>
@@ -2275,6 +2544,28 @@
       </w:r>
       <w:r>
         <w:t xml:space="preserve">Piezas blancas: rey en g1; dama en e1; peones en g2, h2. Piezas negras: rey en h8; torre en b8; peones en g6, h7.</w:t>
+      </w:r>
+    </w:p>
+    <w:p>
+      <w:pPr>
+        <w:keepNext/>
+        <w:keepLines/>
+        <w:pBdr>
+          <w:top w:val="single" w:color="000000" w:sz="12" w:space="6"/>
+          <w:left w:val="single" w:color="000000" w:sz="12" w:space="6"/>
+          <w:bottom w:val="single" w:color="000000" w:sz="12" w:space="6"/>
+          <w:right w:val="single" w:color="000000" w:sz="12" w:space="6"/>
+        </w:pBdr>
+      </w:pPr>
+      <w:r>
+        <w:rPr>
+          <w:b/>
+          <w:bCs/>
+        </w:rPr>
+        <w:t xml:space="preserve">Con las manos. </w:t>
+      </w:r>
+      <w:r>
+        <w:t xml:space="preserve">Arma esta posición en tu tablero. Prueba las jugadas con tus piezas antes de contestar.</w:t>
       </w:r>
     </w:p>
     <w:p>
@@ -2521,7 +2812,7 @@
       <w:r>
         <w:drawing>
           <wp:inline distT="0" distB="0" distL="0" distR="0">
-            <wp:extent cx="5399931" cy="5399931"/>
+            <wp:extent cx="4319885" cy="4319885"/>
             <wp:effectExtent t="0" r="0" b="0" l="0"/>
             <wp:docPr id="1" name="Dibujo decorativo" descr="" title="">
               <a:extLst xmlns:a="http://schemas.openxmlformats.org/drawingml/2006/main">
@@ -2552,7 +2843,7 @@
                   <pic:spPr bwMode="auto">
                     <a:xfrm>
                       <a:off x="0" y="0"/>
-                      <a:ext cx="5399931" cy="5399931"/>
+                      <a:ext cx="4319885" cy="4319885"/>
                     </a:xfrm>
                     <a:prstGeom prst="rect">
                       <a:avLst/>
@@ -2580,6 +2871,7 @@
     </w:p>
     <w:p>
       <w:pPr>
+        <w:keepNext/>
         <w:keepLines/>
         <w:pBdr>
           <w:top w:val="single" w:color="000000" w:sz="12" w:space="6"/>
@@ -2596,7 +2888,28 @@
         <w:t xml:space="preserve">La posición. </w:t>
       </w:r>
       <w:r>
-        <w:t xml:space="preserve">Piezas blancas: rey en g1; peones en d5, g2, h2. Piezas negras: rey en g8; caballos en c6, e6; peones en f7, g7, h7. Las flechas van de d5 a c6 y de d5 a e6.</w:t>
+        <w:t xml:space="preserve">Piezas blancas: rey en g1; peones en d5, g2, h2. Piezas negras: rey en g8; caballos en c6, e6; peones en f7, g7, h7.</w:t>
+      </w:r>
+    </w:p>
+    <w:p>
+      <w:pPr>
+        <w:keepLines/>
+        <w:pBdr>
+          <w:top w:val="single" w:color="000000" w:sz="12" w:space="6"/>
+          <w:left w:val="single" w:color="000000" w:sz="12" w:space="6"/>
+          <w:bottom w:val="single" w:color="000000" w:sz="12" w:space="6"/>
+          <w:right w:val="single" w:color="000000" w:sz="12" w:space="6"/>
+        </w:pBdr>
+      </w:pPr>
+      <w:r>
+        <w:rPr>
+          <w:b/>
+          <w:bCs/>
+        </w:rPr>
+        <w:t xml:space="preserve">Con las manos. </w:t>
+      </w:r>
+      <w:r>
+        <w:t xml:space="preserve">Arma esta posición en tu tablero. Con el dedo, sigue los caminos de d5 a c6 y de d5 a e6.</w:t>
       </w:r>
     </w:p>
     <w:p>
@@ -2680,7 +2993,7 @@
       <w:r>
         <w:drawing>
           <wp:inline distT="0" distB="0" distL="0" distR="0">
-            <wp:extent cx="3887986" cy="3887986"/>
+            <wp:extent cx="3239988" cy="3239988"/>
             <wp:effectExtent t="0" r="0" b="0" l="0"/>
             <wp:docPr id="1" name="Dibujo decorativo" descr="" title="">
               <a:extLst xmlns:a="http://schemas.openxmlformats.org/drawingml/2006/main">
@@ -2711,7 +3024,7 @@
                   <pic:spPr bwMode="auto">
                     <a:xfrm>
                       <a:off x="0" y="0"/>
-                      <a:ext cx="3887986" cy="3887986"/>
+                      <a:ext cx="3239988" cy="3239988"/>
                     </a:xfrm>
                     <a:prstGeom prst="rect">
                       <a:avLst/>
@@ -2750,6 +3063,28 @@
       <w:pPr>
         <w:keepNext/>
         <w:keepLines/>
+        <w:pBdr>
+          <w:top w:val="single" w:color="000000" w:sz="12" w:space="6"/>
+          <w:left w:val="single" w:color="000000" w:sz="12" w:space="6"/>
+          <w:bottom w:val="single" w:color="000000" w:sz="12" w:space="6"/>
+          <w:right w:val="single" w:color="000000" w:sz="12" w:space="6"/>
+        </w:pBdr>
+      </w:pPr>
+      <w:r>
+        <w:rPr>
+          <w:b/>
+          <w:bCs/>
+        </w:rPr>
+        <w:t xml:space="preserve">Con las manos. </w:t>
+      </w:r>
+      <w:r>
+        <w:t xml:space="preserve">Arma esta posición en tu tablero. Prueba las jugadas con tus piezas antes de contestar.</w:t>
+      </w:r>
+    </w:p>
+    <w:p>
+      <w:pPr>
+        <w:keepNext/>
+        <w:keepLines/>
       </w:pPr>
       <w:r>
         <w:rPr>
@@ -2797,7 +3132,7 @@
       <w:r>
         <w:drawing>
           <wp:inline distT="0" distB="0" distL="0" distR="0">
-            <wp:extent cx="3887986" cy="3887986"/>
+            <wp:extent cx="3239988" cy="3239988"/>
             <wp:effectExtent t="0" r="0" b="0" l="0"/>
             <wp:docPr id="1" name="Dibujo decorativo" descr="" title="">
               <a:extLst xmlns:a="http://schemas.openxmlformats.org/drawingml/2006/main">
@@ -2828,7 +3163,7 @@
                   <pic:spPr bwMode="auto">
                     <a:xfrm>
                       <a:off x="0" y="0"/>
-                      <a:ext cx="3887986" cy="3887986"/>
+                      <a:ext cx="3239988" cy="3239988"/>
                     </a:xfrm>
                     <a:prstGeom prst="rect">
                       <a:avLst/>
@@ -2861,6 +3196,28 @@
       </w:r>
       <w:r>
         <w:t xml:space="preserve">Piezas blancas: rey en g1; peones en e2, f2, g2, h2. Piezas negras: rey en g8; caballos en d5, f5; peones en f7, g7, h7.</w:t>
+      </w:r>
+    </w:p>
+    <w:p>
+      <w:pPr>
+        <w:keepNext/>
+        <w:keepLines/>
+        <w:pBdr>
+          <w:top w:val="single" w:color="000000" w:sz="12" w:space="6"/>
+          <w:left w:val="single" w:color="000000" w:sz="12" w:space="6"/>
+          <w:bottom w:val="single" w:color="000000" w:sz="12" w:space="6"/>
+          <w:right w:val="single" w:color="000000" w:sz="12" w:space="6"/>
+        </w:pBdr>
+      </w:pPr>
+      <w:r>
+        <w:rPr>
+          <w:b/>
+          <w:bCs/>
+        </w:rPr>
+        <w:t xml:space="preserve">Con las manos. </w:t>
+      </w:r>
+      <w:r>
+        <w:t xml:space="preserve">Arma esta posición en tu tablero. Prueba las jugadas con tus piezas antes de contestar.</w:t>
       </w:r>
     </w:p>
     <w:p>
@@ -3095,7 +3452,7 @@
       <w:r>
         <w:drawing>
           <wp:inline distT="0" distB="0" distL="0" distR="0">
-            <wp:extent cx="5399931" cy="5399931"/>
+            <wp:extent cx="4319885" cy="4319885"/>
             <wp:effectExtent t="0" r="0" b="0" l="0"/>
             <wp:docPr id="1" name="Dibujo decorativo" descr="" title="">
               <a:extLst xmlns:a="http://schemas.openxmlformats.org/drawingml/2006/main">
@@ -3126,7 +3483,7 @@
                   <pic:spPr bwMode="auto">
                     <a:xfrm>
                       <a:off x="0" y="0"/>
-                      <a:ext cx="5399931" cy="5399931"/>
+                      <a:ext cx="4319885" cy="4319885"/>
                     </a:xfrm>
                     <a:prstGeom prst="rect">
                       <a:avLst/>
@@ -3154,6 +3511,7 @@
     </w:p>
     <w:p>
       <w:pPr>
+        <w:keepNext/>
         <w:keepLines/>
         <w:pBdr>
           <w:top w:val="single" w:color="000000" w:sz="12" w:space="6"/>
@@ -3170,7 +3528,28 @@
         <w:t xml:space="preserve">La posición. </w:t>
       </w:r>
       <w:r>
-        <w:t xml:space="preserve">Piezas blancas: rey en e1; alfil en b5. Piezas negras: rey en e8; torre en a8; caballo en c6. La flecha va de b5 a e8.</w:t>
+        <w:t xml:space="preserve">Piezas blancas: rey en e1; alfil en b5. Piezas negras: rey en e8; torre en a8; caballo en c6.</w:t>
+      </w:r>
+    </w:p>
+    <w:p>
+      <w:pPr>
+        <w:keepLines/>
+        <w:pBdr>
+          <w:top w:val="single" w:color="000000" w:sz="12" w:space="6"/>
+          <w:left w:val="single" w:color="000000" w:sz="12" w:space="6"/>
+          <w:bottom w:val="single" w:color="000000" w:sz="12" w:space="6"/>
+          <w:right w:val="single" w:color="000000" w:sz="12" w:space="6"/>
+        </w:pBdr>
+      </w:pPr>
+      <w:r>
+        <w:rPr>
+          <w:b/>
+          <w:bCs/>
+        </w:rPr>
+        <w:t xml:space="preserve">Con las manos. </w:t>
+      </w:r>
+      <w:r>
+        <w:t xml:space="preserve">Arma esta posición en tu tablero. Con el dedo, sigue el camino de b5 a e8.</w:t>
       </w:r>
     </w:p>
     <w:p>
@@ -3254,7 +3633,7 @@
       <w:r>
         <w:drawing>
           <wp:inline distT="0" distB="0" distL="0" distR="0">
-            <wp:extent cx="3887986" cy="3887986"/>
+            <wp:extent cx="3239988" cy="3239988"/>
             <wp:effectExtent t="0" r="0" b="0" l="0"/>
             <wp:docPr id="1" name="Dibujo decorativo" descr="" title="">
               <a:extLst xmlns:a="http://schemas.openxmlformats.org/drawingml/2006/main">
@@ -3285,7 +3664,7 @@
                   <pic:spPr bwMode="auto">
                     <a:xfrm>
                       <a:off x="0" y="0"/>
-                      <a:ext cx="3887986" cy="3887986"/>
+                      <a:ext cx="3239988" cy="3239988"/>
                     </a:xfrm>
                     <a:prstGeom prst="rect">
                       <a:avLst/>
@@ -3324,6 +3703,28 @@
       <w:pPr>
         <w:keepNext/>
         <w:keepLines/>
+        <w:pBdr>
+          <w:top w:val="single" w:color="000000" w:sz="12" w:space="6"/>
+          <w:left w:val="single" w:color="000000" w:sz="12" w:space="6"/>
+          <w:bottom w:val="single" w:color="000000" w:sz="12" w:space="6"/>
+          <w:right w:val="single" w:color="000000" w:sz="12" w:space="6"/>
+        </w:pBdr>
+      </w:pPr>
+      <w:r>
+        <w:rPr>
+          <w:b/>
+          <w:bCs/>
+        </w:rPr>
+        <w:t xml:space="preserve">Con las manos. </w:t>
+      </w:r>
+      <w:r>
+        <w:t xml:space="preserve">Arma esta posición en tu tablero. Prueba las jugadas con tus piezas antes de contestar.</w:t>
+      </w:r>
+    </w:p>
+    <w:p>
+      <w:pPr>
+        <w:keepNext/>
+        <w:keepLines/>
       </w:pPr>
       <w:r>
         <w:rPr>
@@ -3371,7 +3772,7 @@
       <w:r>
         <w:drawing>
           <wp:inline distT="0" distB="0" distL="0" distR="0">
-            <wp:extent cx="3887986" cy="3887986"/>
+            <wp:extent cx="3239988" cy="3239988"/>
             <wp:effectExtent t="0" r="0" b="0" l="0"/>
             <wp:docPr id="1" name="Dibujo decorativo" descr="" title="">
               <a:extLst xmlns:a="http://schemas.openxmlformats.org/drawingml/2006/main">
@@ -3402,7 +3803,7 @@
                   <pic:spPr bwMode="auto">
                     <a:xfrm>
                       <a:off x="0" y="0"/>
-                      <a:ext cx="3887986" cy="3887986"/>
+                      <a:ext cx="3239988" cy="3239988"/>
                     </a:xfrm>
                     <a:prstGeom prst="rect">
                       <a:avLst/>
@@ -3435,6 +3836,28 @@
       </w:r>
       <w:r>
         <w:t xml:space="preserve">Piezas blancas: rey en g1; alfil en f1; peón en b3. Piezas negras: rey en g8; dama en d5.</w:t>
+      </w:r>
+    </w:p>
+    <w:p>
+      <w:pPr>
+        <w:keepNext/>
+        <w:keepLines/>
+        <w:pBdr>
+          <w:top w:val="single" w:color="000000" w:sz="12" w:space="6"/>
+          <w:left w:val="single" w:color="000000" w:sz="12" w:space="6"/>
+          <w:bottom w:val="single" w:color="000000" w:sz="12" w:space="6"/>
+          <w:right w:val="single" w:color="000000" w:sz="12" w:space="6"/>
+        </w:pBdr>
+      </w:pPr>
+      <w:r>
+        <w:rPr>
+          <w:b/>
+          <w:bCs/>
+        </w:rPr>
+        <w:t xml:space="preserve">Con las manos. </w:t>
+      </w:r>
+      <w:r>
+        <w:t xml:space="preserve">Arma esta posición en tu tablero. Prueba las jugadas con tus piezas antes de contestar.</w:t>
       </w:r>
     </w:p>
     <w:p>
@@ -3657,7 +4080,7 @@
       <w:r>
         <w:drawing>
           <wp:inline distT="0" distB="0" distL="0" distR="0">
-            <wp:extent cx="5399931" cy="5399931"/>
+            <wp:extent cx="4319885" cy="4319885"/>
             <wp:effectExtent t="0" r="0" b="0" l="0"/>
             <wp:docPr id="1" name="Dibujo decorativo" descr="" title="">
               <a:extLst xmlns:a="http://schemas.openxmlformats.org/drawingml/2006/main">
@@ -3688,7 +4111,7 @@
                   <pic:spPr bwMode="auto">
                     <a:xfrm>
                       <a:off x="0" y="0"/>
-                      <a:ext cx="5399931" cy="5399931"/>
+                      <a:ext cx="4319885" cy="4319885"/>
                     </a:xfrm>
                     <a:prstGeom prst="rect">
                       <a:avLst/>
@@ -3716,6 +4139,7 @@
     </w:p>
     <w:p>
       <w:pPr>
+        <w:keepNext/>
         <w:keepLines/>
         <w:pBdr>
           <w:top w:val="single" w:color="000000" w:sz="12" w:space="6"/>
@@ -3732,7 +4156,28 @@
         <w:t xml:space="preserve">La posición. </w:t>
       </w:r>
       <w:r>
-        <w:t xml:space="preserve">Piezas blancas: rey en g1; torre en h4. Piezas negras: rey en e4; torre en a4. La flecha va de h4 a a4.</w:t>
+        <w:t xml:space="preserve">Piezas blancas: rey en g1; torre en h4. Piezas negras: rey en e4; torre en a4.</w:t>
+      </w:r>
+    </w:p>
+    <w:p>
+      <w:pPr>
+        <w:keepLines/>
+        <w:pBdr>
+          <w:top w:val="single" w:color="000000" w:sz="12" w:space="6"/>
+          <w:left w:val="single" w:color="000000" w:sz="12" w:space="6"/>
+          <w:bottom w:val="single" w:color="000000" w:sz="12" w:space="6"/>
+          <w:right w:val="single" w:color="000000" w:sz="12" w:space="6"/>
+        </w:pBdr>
+      </w:pPr>
+      <w:r>
+        <w:rPr>
+          <w:b/>
+          <w:bCs/>
+        </w:rPr>
+        <w:t xml:space="preserve">Con las manos. </w:t>
+      </w:r>
+      <w:r>
+        <w:t xml:space="preserve">Arma esta posición en tu tablero. Con el dedo, sigue el camino de h4 a a4.</w:t>
       </w:r>
     </w:p>
     <w:p>
@@ -3816,7 +4261,7 @@
       <w:r>
         <w:drawing>
           <wp:inline distT="0" distB="0" distL="0" distR="0">
-            <wp:extent cx="3887986" cy="3887986"/>
+            <wp:extent cx="3239988" cy="3239988"/>
             <wp:effectExtent t="0" r="0" b="0" l="0"/>
             <wp:docPr id="1" name="Dibujo decorativo" descr="" title="">
               <a:extLst xmlns:a="http://schemas.openxmlformats.org/drawingml/2006/main">
@@ -3847,7 +4292,7 @@
                   <pic:spPr bwMode="auto">
                     <a:xfrm>
                       <a:off x="0" y="0"/>
-                      <a:ext cx="3887986" cy="3887986"/>
+                      <a:ext cx="3239988" cy="3239988"/>
                     </a:xfrm>
                     <a:prstGeom prst="rect">
                       <a:avLst/>
@@ -3886,6 +4331,28 @@
       <w:pPr>
         <w:keepNext/>
         <w:keepLines/>
+        <w:pBdr>
+          <w:top w:val="single" w:color="000000" w:sz="12" w:space="6"/>
+          <w:left w:val="single" w:color="000000" w:sz="12" w:space="6"/>
+          <w:bottom w:val="single" w:color="000000" w:sz="12" w:space="6"/>
+          <w:right w:val="single" w:color="000000" w:sz="12" w:space="6"/>
+        </w:pBdr>
+      </w:pPr>
+      <w:r>
+        <w:rPr>
+          <w:b/>
+          <w:bCs/>
+        </w:rPr>
+        <w:t xml:space="preserve">Con las manos. </w:t>
+      </w:r>
+      <w:r>
+        <w:t xml:space="preserve">Arma esta posición en tu tablero. Prueba las jugadas con tus piezas antes de contestar.</w:t>
+      </w:r>
+    </w:p>
+    <w:p>
+      <w:pPr>
+        <w:keepNext/>
+        <w:keepLines/>
       </w:pPr>
       <w:r>
         <w:rPr>
@@ -3933,7 +4400,7 @@
       <w:r>
         <w:drawing>
           <wp:inline distT="0" distB="0" distL="0" distR="0">
-            <wp:extent cx="3887986" cy="3887986"/>
+            <wp:extent cx="3239988" cy="3239988"/>
             <wp:effectExtent t="0" r="0" b="0" l="0"/>
             <wp:docPr id="1" name="Dibujo decorativo" descr="" title="">
               <a:extLst xmlns:a="http://schemas.openxmlformats.org/drawingml/2006/main">
@@ -3964,7 +4431,7 @@
                   <pic:spPr bwMode="auto">
                     <a:xfrm>
                       <a:off x="0" y="0"/>
-                      <a:ext cx="3887986" cy="3887986"/>
+                      <a:ext cx="3239988" cy="3239988"/>
                     </a:xfrm>
                     <a:prstGeom prst="rect">
                       <a:avLst/>
@@ -3997,6 +4464,28 @@
       </w:r>
       <w:r>
         <w:t xml:space="preserve">Piezas blancas: rey en h1; alfil en d1. Piezas negras: rey en d5; dama en g8.</w:t>
+      </w:r>
+    </w:p>
+    <w:p>
+      <w:pPr>
+        <w:keepNext/>
+        <w:keepLines/>
+        <w:pBdr>
+          <w:top w:val="single" w:color="000000" w:sz="12" w:space="6"/>
+          <w:left w:val="single" w:color="000000" w:sz="12" w:space="6"/>
+          <w:bottom w:val="single" w:color="000000" w:sz="12" w:space="6"/>
+          <w:right w:val="single" w:color="000000" w:sz="12" w:space="6"/>
+        </w:pBdr>
+      </w:pPr>
+      <w:r>
+        <w:rPr>
+          <w:b/>
+          <w:bCs/>
+        </w:rPr>
+        <w:t xml:space="preserve">Con las manos. </w:t>
+      </w:r>
+      <w:r>
+        <w:t xml:space="preserve">Arma esta posición en tu tablero. Prueba las jugadas con tus piezas antes de contestar.</w:t>
       </w:r>
     </w:p>
     <w:p>
@@ -4231,7 +4720,7 @@
       <w:r>
         <w:drawing>
           <wp:inline distT="0" distB="0" distL="0" distR="0">
-            <wp:extent cx="5399931" cy="5399931"/>
+            <wp:extent cx="4319885" cy="4319885"/>
             <wp:effectExtent t="0" r="0" b="0" l="0"/>
             <wp:docPr id="1" name="Dibujo decorativo" descr="" title="">
               <a:extLst xmlns:a="http://schemas.openxmlformats.org/drawingml/2006/main">
@@ -4262,7 +4751,7 @@
                   <pic:spPr bwMode="auto">
                     <a:xfrm>
                       <a:off x="0" y="0"/>
-                      <a:ext cx="5399931" cy="5399931"/>
+                      <a:ext cx="4319885" cy="4319885"/>
                     </a:xfrm>
                     <a:prstGeom prst="rect">
                       <a:avLst/>
@@ -4290,6 +4779,7 @@
     </w:p>
     <w:p>
       <w:pPr>
+        <w:keepNext/>
         <w:keepLines/>
         <w:pBdr>
           <w:top w:val="single" w:color="000000" w:sz="12" w:space="6"/>
@@ -4306,7 +4796,28 @@
         <w:t xml:space="preserve">La posición. </w:t>
       </w:r>
       <w:r>
-        <w:t xml:space="preserve">Piezas blancas: rey en g1; torre en d8; peones en f2, g2, h2. Piezas negras: rey en g8; peones en f7, g7, h7. La flecha va de d8 a g8.</w:t>
+        <w:t xml:space="preserve">Piezas blancas: rey en g1; torre en d8; peones en f2, g2, h2. Piezas negras: rey en g8; peones en f7, g7, h7.</w:t>
+      </w:r>
+    </w:p>
+    <w:p>
+      <w:pPr>
+        <w:keepLines/>
+        <w:pBdr>
+          <w:top w:val="single" w:color="000000" w:sz="12" w:space="6"/>
+          <w:left w:val="single" w:color="000000" w:sz="12" w:space="6"/>
+          <w:bottom w:val="single" w:color="000000" w:sz="12" w:space="6"/>
+          <w:right w:val="single" w:color="000000" w:sz="12" w:space="6"/>
+        </w:pBdr>
+      </w:pPr>
+      <w:r>
+        <w:rPr>
+          <w:b/>
+          <w:bCs/>
+        </w:rPr>
+        <w:t xml:space="preserve">Con las manos. </w:t>
+      </w:r>
+      <w:r>
+        <w:t xml:space="preserve">Arma esta posición en tu tablero. Con el dedo, sigue el camino de d8 a g8.</w:t>
       </w:r>
     </w:p>
     <w:p>
@@ -4390,7 +4901,7 @@
       <w:r>
         <w:drawing>
           <wp:inline distT="0" distB="0" distL="0" distR="0">
-            <wp:extent cx="3887986" cy="3887986"/>
+            <wp:extent cx="3239988" cy="3239988"/>
             <wp:effectExtent t="0" r="0" b="0" l="0"/>
             <wp:docPr id="1" name="Dibujo decorativo" descr="" title="">
               <a:extLst xmlns:a="http://schemas.openxmlformats.org/drawingml/2006/main">
@@ -4421,7 +4932,7 @@
                   <pic:spPr bwMode="auto">
                     <a:xfrm>
                       <a:off x="0" y="0"/>
-                      <a:ext cx="3887986" cy="3887986"/>
+                      <a:ext cx="3239988" cy="3239988"/>
                     </a:xfrm>
                     <a:prstGeom prst="rect">
                       <a:avLst/>
@@ -4460,6 +4971,28 @@
       <w:pPr>
         <w:keepNext/>
         <w:keepLines/>
+        <w:pBdr>
+          <w:top w:val="single" w:color="000000" w:sz="12" w:space="6"/>
+          <w:left w:val="single" w:color="000000" w:sz="12" w:space="6"/>
+          <w:bottom w:val="single" w:color="000000" w:sz="12" w:space="6"/>
+          <w:right w:val="single" w:color="000000" w:sz="12" w:space="6"/>
+        </w:pBdr>
+      </w:pPr>
+      <w:r>
+        <w:rPr>
+          <w:b/>
+          <w:bCs/>
+        </w:rPr>
+        <w:t xml:space="preserve">Con las manos. </w:t>
+      </w:r>
+      <w:r>
+        <w:t xml:space="preserve">Arma esta posición en tu tablero. Prueba con tus piezas las jugadas de las blancas. Después de cada una, toca las casillas de alrededor del rey negro: ¿puede escapar a alguna?</w:t>
+      </w:r>
+    </w:p>
+    <w:p>
+      <w:pPr>
+        <w:keepNext/>
+        <w:keepLines/>
       </w:pPr>
       <w:r>
         <w:rPr>
@@ -4507,7 +5040,7 @@
       <w:r>
         <w:drawing>
           <wp:inline distT="0" distB="0" distL="0" distR="0">
-            <wp:extent cx="3887986" cy="3887986"/>
+            <wp:extent cx="3239988" cy="3239988"/>
             <wp:effectExtent t="0" r="0" b="0" l="0"/>
             <wp:docPr id="1" name="Dibujo decorativo" descr="" title="">
               <a:extLst xmlns:a="http://schemas.openxmlformats.org/drawingml/2006/main">
@@ -4538,7 +5071,7 @@
                   <pic:spPr bwMode="auto">
                     <a:xfrm>
                       <a:off x="0" y="0"/>
-                      <a:ext cx="3887986" cy="3887986"/>
+                      <a:ext cx="3239988" cy="3239988"/>
                     </a:xfrm>
                     <a:prstGeom prst="rect">
                       <a:avLst/>
@@ -4577,6 +5110,28 @@
       <w:pPr>
         <w:keepNext/>
         <w:keepLines/>
+        <w:pBdr>
+          <w:top w:val="single" w:color="000000" w:sz="12" w:space="6"/>
+          <w:left w:val="single" w:color="000000" w:sz="12" w:space="6"/>
+          <w:bottom w:val="single" w:color="000000" w:sz="12" w:space="6"/>
+          <w:right w:val="single" w:color="000000" w:sz="12" w:space="6"/>
+        </w:pBdr>
+      </w:pPr>
+      <w:r>
+        <w:rPr>
+          <w:b/>
+          <w:bCs/>
+        </w:rPr>
+        <w:t xml:space="preserve">Con las manos. </w:t>
+      </w:r>
+      <w:r>
+        <w:t xml:space="preserve">Arma esta posición en tu tablero. Prueba con tus piezas las jugadas de las blancas. Después de cada una, toca las casillas de alrededor del rey negro: ¿puede escapar a alguna?</w:t>
+      </w:r>
+    </w:p>
+    <w:p>
+      <w:pPr>
+        <w:keepNext/>
+        <w:keepLines/>
       </w:pPr>
       <w:r>
         <w:rPr>
@@ -4624,7 +5179,7 @@
       <w:r>
         <w:drawing>
           <wp:inline distT="0" distB="0" distL="0" distR="0">
-            <wp:extent cx="3887986" cy="3887986"/>
+            <wp:extent cx="3239988" cy="3239988"/>
             <wp:effectExtent t="0" r="0" b="0" l="0"/>
             <wp:docPr id="1" name="Dibujo decorativo" descr="" title="">
               <a:extLst xmlns:a="http://schemas.openxmlformats.org/drawingml/2006/main">
@@ -4655,7 +5210,7 @@
                   <pic:spPr bwMode="auto">
                     <a:xfrm>
                       <a:off x="0" y="0"/>
-                      <a:ext cx="3887986" cy="3887986"/>
+                      <a:ext cx="3239988" cy="3239988"/>
                     </a:xfrm>
                     <a:prstGeom prst="rect">
                       <a:avLst/>
@@ -4688,6 +5243,28 @@
       </w:r>
       <w:r>
         <w:t xml:space="preserve">Piezas blancas: rey en g1; peones en f2, g2, h2. Piezas negras: rey en g8; torre en d8; peones en g7, h6, h7.</w:t>
+      </w:r>
+    </w:p>
+    <w:p>
+      <w:pPr>
+        <w:keepNext/>
+        <w:keepLines/>
+        <w:pBdr>
+          <w:top w:val="single" w:color="000000" w:sz="12" w:space="6"/>
+          <w:left w:val="single" w:color="000000" w:sz="12" w:space="6"/>
+          <w:bottom w:val="single" w:color="000000" w:sz="12" w:space="6"/>
+          <w:right w:val="single" w:color="000000" w:sz="12" w:space="6"/>
+        </w:pBdr>
+      </w:pPr>
+      <w:r>
+        <w:rPr>
+          <w:b/>
+          <w:bCs/>
+        </w:rPr>
+        <w:t xml:space="preserve">Con las manos. </w:t>
+      </w:r>
+      <w:r>
+        <w:t xml:space="preserve">Arma esta posición en tu tablero. Prueba las jugadas con tus piezas antes de contestar.</w:t>
       </w:r>
     </w:p>
     <w:p>
@@ -4910,7 +5487,7 @@
       <w:r>
         <w:drawing>
           <wp:inline distT="0" distB="0" distL="0" distR="0">
-            <wp:extent cx="5399931" cy="5399931"/>
+            <wp:extent cx="4319885" cy="4319885"/>
             <wp:effectExtent t="0" r="0" b="0" l="0"/>
             <wp:docPr id="1" name="Dibujo decorativo" descr="" title="">
               <a:extLst xmlns:a="http://schemas.openxmlformats.org/drawingml/2006/main">
@@ -4941,7 +5518,7 @@
                   <pic:spPr bwMode="auto">
                     <a:xfrm>
                       <a:off x="0" y="0"/>
-                      <a:ext cx="5399931" cy="5399931"/>
+                      <a:ext cx="4319885" cy="4319885"/>
                     </a:xfrm>
                     <a:prstGeom prst="rect">
                       <a:avLst/>
@@ -4969,6 +5546,7 @@
     </w:p>
     <w:p>
       <w:pPr>
+        <w:keepNext/>
         <w:keepLines/>
         <w:pBdr>
           <w:top w:val="single" w:color="000000" w:sz="12" w:space="6"/>
@@ -4985,7 +5563,28 @@
         <w:t xml:space="preserve">La posición. </w:t>
       </w:r>
       <w:r>
-        <w:t xml:space="preserve">Piezas blancas: rey en g1; torre en e1; caballo en f6. Piezas negras: rey en e8; dama en h7. Las flechas van de e1 a e8 y de f6 a h7.</w:t>
+        <w:t xml:space="preserve">Piezas blancas: rey en g1; torre en e1; caballo en f6. Piezas negras: rey en e8; dama en h7.</w:t>
+      </w:r>
+    </w:p>
+    <w:p>
+      <w:pPr>
+        <w:keepLines/>
+        <w:pBdr>
+          <w:top w:val="single" w:color="000000" w:sz="12" w:space="6"/>
+          <w:left w:val="single" w:color="000000" w:sz="12" w:space="6"/>
+          <w:bottom w:val="single" w:color="000000" w:sz="12" w:space="6"/>
+          <w:right w:val="single" w:color="000000" w:sz="12" w:space="6"/>
+        </w:pBdr>
+      </w:pPr>
+      <w:r>
+        <w:rPr>
+          <w:b/>
+          <w:bCs/>
+        </w:rPr>
+        <w:t xml:space="preserve">Con las manos. </w:t>
+      </w:r>
+      <w:r>
+        <w:t xml:space="preserve">Arma esta posición en tu tablero. Con el dedo, sigue los caminos de e1 a e8 y de f6 a h7.</w:t>
       </w:r>
     </w:p>
     <w:p>
@@ -5069,7 +5668,7 @@
       <w:r>
         <w:drawing>
           <wp:inline distT="0" distB="0" distL="0" distR="0">
-            <wp:extent cx="3887986" cy="3887986"/>
+            <wp:extent cx="3239988" cy="3239988"/>
             <wp:effectExtent t="0" r="0" b="0" l="0"/>
             <wp:docPr id="1" name="Dibujo decorativo" descr="" title="">
               <a:extLst xmlns:a="http://schemas.openxmlformats.org/drawingml/2006/main">
@@ -5100,7 +5699,7 @@
                   <pic:spPr bwMode="auto">
                     <a:xfrm>
                       <a:off x="0" y="0"/>
-                      <a:ext cx="3887986" cy="3887986"/>
+                      <a:ext cx="3239988" cy="3239988"/>
                     </a:xfrm>
                     <a:prstGeom prst="rect">
                       <a:avLst/>
@@ -5139,6 +5738,28 @@
       <w:pPr>
         <w:keepNext/>
         <w:keepLines/>
+        <w:pBdr>
+          <w:top w:val="single" w:color="000000" w:sz="12" w:space="6"/>
+          <w:left w:val="single" w:color="000000" w:sz="12" w:space="6"/>
+          <w:bottom w:val="single" w:color="000000" w:sz="12" w:space="6"/>
+          <w:right w:val="single" w:color="000000" w:sz="12" w:space="6"/>
+        </w:pBdr>
+      </w:pPr>
+      <w:r>
+        <w:rPr>
+          <w:b/>
+          <w:bCs/>
+        </w:rPr>
+        <w:t xml:space="preserve">Con las manos. </w:t>
+      </w:r>
+      <w:r>
+        <w:t xml:space="preserve">Arma esta posición en tu tablero. Prueba las jugadas con tus piezas antes de contestar.</w:t>
+      </w:r>
+    </w:p>
+    <w:p>
+      <w:pPr>
+        <w:keepNext/>
+        <w:keepLines/>
       </w:pPr>
       <w:r>
         <w:rPr>
@@ -5186,7 +5807,7 @@
       <w:r>
         <w:drawing>
           <wp:inline distT="0" distB="0" distL="0" distR="0">
-            <wp:extent cx="3887986" cy="3887986"/>
+            <wp:extent cx="3239988" cy="3239988"/>
             <wp:effectExtent t="0" r="0" b="0" l="0"/>
             <wp:docPr id="1" name="Dibujo decorativo" descr="" title="">
               <a:extLst xmlns:a="http://schemas.openxmlformats.org/drawingml/2006/main">
@@ -5217,7 +5838,7 @@
                   <pic:spPr bwMode="auto">
                     <a:xfrm>
                       <a:off x="0" y="0"/>
-                      <a:ext cx="3887986" cy="3887986"/>
+                      <a:ext cx="3239988" cy="3239988"/>
                     </a:xfrm>
                     <a:prstGeom prst="rect">
                       <a:avLst/>
@@ -5250,6 +5871,28 @@
       </w:r>
       <w:r>
         <w:t xml:space="preserve">Piezas blancas: rey en g1; torre en e1; alfil en e4. Piezas negras: rey en e8; dama en a6; peón en c6.</w:t>
+      </w:r>
+    </w:p>
+    <w:p>
+      <w:pPr>
+        <w:keepNext/>
+        <w:keepLines/>
+        <w:pBdr>
+          <w:top w:val="single" w:color="000000" w:sz="12" w:space="6"/>
+          <w:left w:val="single" w:color="000000" w:sz="12" w:space="6"/>
+          <w:bottom w:val="single" w:color="000000" w:sz="12" w:space="6"/>
+          <w:right w:val="single" w:color="000000" w:sz="12" w:space="6"/>
+        </w:pBdr>
+      </w:pPr>
+      <w:r>
+        <w:rPr>
+          <w:b/>
+          <w:bCs/>
+        </w:rPr>
+        <w:t xml:space="preserve">Con las manos. </w:t>
+      </w:r>
+      <w:r>
+        <w:t xml:space="preserve">Arma esta posición en tu tablero. Prueba las jugadas con tus piezas antes de contestar.</w:t>
       </w:r>
     </w:p>
     <w:p>
@@ -5472,7 +6115,7 @@
       <w:r>
         <w:drawing>
           <wp:inline distT="0" distB="0" distL="0" distR="0">
-            <wp:extent cx="5399931" cy="5399931"/>
+            <wp:extent cx="4319885" cy="4319885"/>
             <wp:effectExtent t="0" r="0" b="0" l="0"/>
             <wp:docPr id="1" name="Dibujo decorativo" descr="" title="">
               <a:extLst xmlns:a="http://schemas.openxmlformats.org/drawingml/2006/main">
@@ -5503,7 +6146,7 @@
                   <pic:spPr bwMode="auto">
                     <a:xfrm>
                       <a:off x="0" y="0"/>
-                      <a:ext cx="5399931" cy="5399931"/>
+                      <a:ext cx="4319885" cy="4319885"/>
                     </a:xfrm>
                     <a:prstGeom prst="rect">
                       <a:avLst/>
@@ -5531,6 +6174,7 @@
     </w:p>
     <w:p>
       <w:pPr>
+        <w:keepNext/>
         <w:keepLines/>
         <w:pBdr>
           <w:top w:val="single" w:color="000000" w:sz="12" w:space="6"/>
@@ -5547,7 +6191,28 @@
         <w:t xml:space="preserve">La posición. </w:t>
       </w:r>
       <w:r>
-        <w:t xml:space="preserve">Piezas blancas: rey en g1; torre en b3; peones en f2, g2, h2. Piezas negras: rey en g8; torre en d8; peones en f7, g7, h7. La flecha va de d8 a d1.</w:t>
+        <w:t xml:space="preserve">Piezas blancas: rey en g1; torre en b3; peones en f2, g2, h2. Piezas negras: rey en g8; torre en d8; peones en f7, g7, h7.</w:t>
+      </w:r>
+    </w:p>
+    <w:p>
+      <w:pPr>
+        <w:keepLines/>
+        <w:pBdr>
+          <w:top w:val="single" w:color="000000" w:sz="12" w:space="6"/>
+          <w:left w:val="single" w:color="000000" w:sz="12" w:space="6"/>
+          <w:bottom w:val="single" w:color="000000" w:sz="12" w:space="6"/>
+          <w:right w:val="single" w:color="000000" w:sz="12" w:space="6"/>
+        </w:pBdr>
+      </w:pPr>
+      <w:r>
+        <w:rPr>
+          <w:b/>
+          <w:bCs/>
+        </w:rPr>
+        <w:t xml:space="preserve">Con las manos. </w:t>
+      </w:r>
+      <w:r>
+        <w:t xml:space="preserve">Arma esta posición en tu tablero. Con el dedo, sigue el camino de d8 a d1.</w:t>
       </w:r>
     </w:p>
     <w:p>
@@ -5631,7 +6296,7 @@
       <w:r>
         <w:drawing>
           <wp:inline distT="0" distB="0" distL="0" distR="0">
-            <wp:extent cx="3887986" cy="3887986"/>
+            <wp:extent cx="3239988" cy="3239988"/>
             <wp:effectExtent t="0" r="0" b="0" l="0"/>
             <wp:docPr id="1" name="Dibujo decorativo" descr="" title="">
               <a:extLst xmlns:a="http://schemas.openxmlformats.org/drawingml/2006/main">
@@ -5662,7 +6327,7 @@
                   <pic:spPr bwMode="auto">
                     <a:xfrm>
                       <a:off x="0" y="0"/>
-                      <a:ext cx="3887986" cy="3887986"/>
+                      <a:ext cx="3239988" cy="3239988"/>
                     </a:xfrm>
                     <a:prstGeom prst="rect">
                       <a:avLst/>
@@ -5701,13 +6366,35 @@
       <w:pPr>
         <w:keepNext/>
         <w:keepLines/>
-      </w:pPr>
-      <w:r>
-        <w:rPr>
-          <w:b/>
-          <w:bCs/>
-        </w:rPr>
-        <w:t xml:space="preserve">Le toca a Peonita, pero antes mira: ¿qué jugada quiere hacer Tizón?</w:t>
+        <w:pBdr>
+          <w:top w:val="single" w:color="000000" w:sz="12" w:space="6"/>
+          <w:left w:val="single" w:color="000000" w:sz="12" w:space="6"/>
+          <w:bottom w:val="single" w:color="000000" w:sz="12" w:space="6"/>
+          <w:right w:val="single" w:color="000000" w:sz="12" w:space="6"/>
+        </w:pBdr>
+      </w:pPr>
+      <w:r>
+        <w:rPr>
+          <w:b/>
+          <w:bCs/>
+        </w:rPr>
+        <w:t xml:space="preserve">Con las manos. </w:t>
+      </w:r>
+      <w:r>
+        <w:t xml:space="preserve">Arma esta posición en tu tablero. Prueba las jugadas con tus piezas antes de contestar.</w:t>
+      </w:r>
+    </w:p>
+    <w:p>
+      <w:pPr>
+        <w:keepNext/>
+        <w:keepLines/>
+      </w:pPr>
+      <w:r>
+        <w:rPr>
+          <w:b/>
+          <w:bCs/>
+        </w:rPr>
+        <w:t xml:space="preserve">Le toca a Peonita, pero antes piensa: ¿qué jugada quiere hacer Tizón?</w:t>
       </w:r>
     </w:p>
     <w:p>
@@ -5748,7 +6435,7 @@
       <w:r>
         <w:drawing>
           <wp:inline distT="0" distB="0" distL="0" distR="0">
-            <wp:extent cx="3887986" cy="3887986"/>
+            <wp:extent cx="3239988" cy="3239988"/>
             <wp:effectExtent t="0" r="0" b="0" l="0"/>
             <wp:docPr id="1" name="Dibujo decorativo" descr="" title="">
               <a:extLst xmlns:a="http://schemas.openxmlformats.org/drawingml/2006/main">
@@ -5779,7 +6466,7 @@
                   <pic:spPr bwMode="auto">
                     <a:xfrm>
                       <a:off x="0" y="0"/>
-                      <a:ext cx="3887986" cy="3887986"/>
+                      <a:ext cx="3239988" cy="3239988"/>
                     </a:xfrm>
                     <a:prstGeom prst="rect">
                       <a:avLst/>
@@ -5812,6 +6499,28 @@
       </w:r>
       <w:r>
         <w:t xml:space="preserve">Piezas blancas: rey en e1; torre en a1; peones en f2, g2, h2. Piezas negras: rey en g8; caballo en b4; peones en f7, g7, h7.</w:t>
+      </w:r>
+    </w:p>
+    <w:p>
+      <w:pPr>
+        <w:keepNext/>
+        <w:keepLines/>
+        <w:pBdr>
+          <w:top w:val="single" w:color="000000" w:sz="12" w:space="6"/>
+          <w:left w:val="single" w:color="000000" w:sz="12" w:space="6"/>
+          <w:bottom w:val="single" w:color="000000" w:sz="12" w:space="6"/>
+          <w:right w:val="single" w:color="000000" w:sz="12" w:space="6"/>
+        </w:pBdr>
+      </w:pPr>
+      <w:r>
+        <w:rPr>
+          <w:b/>
+          <w:bCs/>
+        </w:rPr>
+        <w:t xml:space="preserve">Con las manos. </w:t>
+      </w:r>
+      <w:r>
+        <w:t xml:space="preserve">Arma esta posición en tu tablero. Prueba las jugadas con tus piezas antes de contestar.</w:t>
       </w:r>
     </w:p>
     <w:p>
@@ -6119,7 +6828,7 @@
       <w:r>
         <w:drawing>
           <wp:inline distT="0" distB="0" distL="0" distR="0">
-            <wp:extent cx="3887986" cy="3887986"/>
+            <wp:extent cx="3239988" cy="3239988"/>
             <wp:effectExtent t="0" r="0" b="0" l="0"/>
             <wp:docPr id="1" name="Dibujo decorativo" descr="" title="">
               <a:extLst xmlns:a="http://schemas.openxmlformats.org/drawingml/2006/main">
@@ -6150,7 +6859,7 @@
                   <pic:spPr bwMode="auto">
                     <a:xfrm>
                       <a:off x="0" y="0"/>
-                      <a:ext cx="3887986" cy="3887986"/>
+                      <a:ext cx="3239988" cy="3239988"/>
                     </a:xfrm>
                     <a:prstGeom prst="rect">
                       <a:avLst/>
@@ -6189,6 +6898,28 @@
       <w:pPr>
         <w:keepNext/>
         <w:keepLines/>
+        <w:pBdr>
+          <w:top w:val="single" w:color="000000" w:sz="12" w:space="6"/>
+          <w:left w:val="single" w:color="000000" w:sz="12" w:space="6"/>
+          <w:bottom w:val="single" w:color="000000" w:sz="12" w:space="6"/>
+          <w:right w:val="single" w:color="000000" w:sz="12" w:space="6"/>
+        </w:pBdr>
+      </w:pPr>
+      <w:r>
+        <w:rPr>
+          <w:b/>
+          <w:bCs/>
+        </w:rPr>
+        <w:t xml:space="preserve">Con las manos. </w:t>
+      </w:r>
+      <w:r>
+        <w:t xml:space="preserve">Arma esta posición en tu tablero. Prueba las jugadas con tus piezas antes de contestar.</w:t>
+      </w:r>
+    </w:p>
+    <w:p>
+      <w:pPr>
+        <w:keepNext/>
+        <w:keepLines/>
       </w:pPr>
       <w:r>
         <w:rPr>
@@ -6236,7 +6967,7 @@
       <w:r>
         <w:drawing>
           <wp:inline distT="0" distB="0" distL="0" distR="0">
-            <wp:extent cx="3887986" cy="3887986"/>
+            <wp:extent cx="3239988" cy="3239988"/>
             <wp:effectExtent t="0" r="0" b="0" l="0"/>
             <wp:docPr id="1" name="Dibujo decorativo" descr="" title="">
               <a:extLst xmlns:a="http://schemas.openxmlformats.org/drawingml/2006/main">
@@ -6267,7 +6998,7 @@
                   <pic:spPr bwMode="auto">
                     <a:xfrm>
                       <a:off x="0" y="0"/>
-                      <a:ext cx="3887986" cy="3887986"/>
+                      <a:ext cx="3239988" cy="3239988"/>
                     </a:xfrm>
                     <a:prstGeom prst="rect">
                       <a:avLst/>
@@ -6306,6 +7037,28 @@
       <w:pPr>
         <w:keepNext/>
         <w:keepLines/>
+        <w:pBdr>
+          <w:top w:val="single" w:color="000000" w:sz="12" w:space="6"/>
+          <w:left w:val="single" w:color="000000" w:sz="12" w:space="6"/>
+          <w:bottom w:val="single" w:color="000000" w:sz="12" w:space="6"/>
+          <w:right w:val="single" w:color="000000" w:sz="12" w:space="6"/>
+        </w:pBdr>
+      </w:pPr>
+      <w:r>
+        <w:rPr>
+          <w:b/>
+          <w:bCs/>
+        </w:rPr>
+        <w:t xml:space="preserve">Con las manos. </w:t>
+      </w:r>
+      <w:r>
+        <w:t xml:space="preserve">Arma esta posición en tu tablero. Prueba las jugadas con tus piezas antes de contestar.</w:t>
+      </w:r>
+    </w:p>
+    <w:p>
+      <w:pPr>
+        <w:keepNext/>
+        <w:keepLines/>
       </w:pPr>
       <w:r>
         <w:rPr>
@@ -6353,7 +7106,7 @@
       <w:r>
         <w:drawing>
           <wp:inline distT="0" distB="0" distL="0" distR="0">
-            <wp:extent cx="3887986" cy="3887986"/>
+            <wp:extent cx="3239988" cy="3239988"/>
             <wp:effectExtent t="0" r="0" b="0" l="0"/>
             <wp:docPr id="1" name="Dibujo decorativo" descr="" title="">
               <a:extLst xmlns:a="http://schemas.openxmlformats.org/drawingml/2006/main">
@@ -6384,7 +7137,7 @@
                   <pic:spPr bwMode="auto">
                     <a:xfrm>
                       <a:off x="0" y="0"/>
-                      <a:ext cx="3887986" cy="3887986"/>
+                      <a:ext cx="3239988" cy="3239988"/>
                     </a:xfrm>
                     <a:prstGeom prst="rect">
                       <a:avLst/>
@@ -6423,6 +7176,28 @@
       <w:pPr>
         <w:keepNext/>
         <w:keepLines/>
+        <w:pBdr>
+          <w:top w:val="single" w:color="000000" w:sz="12" w:space="6"/>
+          <w:left w:val="single" w:color="000000" w:sz="12" w:space="6"/>
+          <w:bottom w:val="single" w:color="000000" w:sz="12" w:space="6"/>
+          <w:right w:val="single" w:color="000000" w:sz="12" w:space="6"/>
+        </w:pBdr>
+      </w:pPr>
+      <w:r>
+        <w:rPr>
+          <w:b/>
+          <w:bCs/>
+        </w:rPr>
+        <w:t xml:space="preserve">Con las manos. </w:t>
+      </w:r>
+      <w:r>
+        <w:t xml:space="preserve">Arma esta posición en tu tablero. Prueba las jugadas con tus piezas antes de contestar.</w:t>
+      </w:r>
+    </w:p>
+    <w:p>
+      <w:pPr>
+        <w:keepNext/>
+        <w:keepLines/>
       </w:pPr>
       <w:r>
         <w:rPr>
@@ -6470,7 +7245,7 @@
       <w:r>
         <w:drawing>
           <wp:inline distT="0" distB="0" distL="0" distR="0">
-            <wp:extent cx="3887986" cy="3887986"/>
+            <wp:extent cx="3239988" cy="3239988"/>
             <wp:effectExtent t="0" r="0" b="0" l="0"/>
             <wp:docPr id="1" name="Dibujo decorativo" descr="" title="">
               <a:extLst xmlns:a="http://schemas.openxmlformats.org/drawingml/2006/main">
@@ -6501,7 +7276,7 @@
                   <pic:spPr bwMode="auto">
                     <a:xfrm>
                       <a:off x="0" y="0"/>
-                      <a:ext cx="3887986" cy="3887986"/>
+                      <a:ext cx="3239988" cy="3239988"/>
                     </a:xfrm>
                     <a:prstGeom prst="rect">
                       <a:avLst/>
@@ -6534,6 +7309,28 @@
       </w:r>
       <w:r>
         <w:t xml:space="preserve">Piezas blancas: rey en g1; dama en e1; peones en f2, g2, h2. Piezas negras: rey en g8; peones en f7, g7, h7.</w:t>
+      </w:r>
+    </w:p>
+    <w:p>
+      <w:pPr>
+        <w:keepNext/>
+        <w:keepLines/>
+        <w:pBdr>
+          <w:top w:val="single" w:color="000000" w:sz="12" w:space="6"/>
+          <w:left w:val="single" w:color="000000" w:sz="12" w:space="6"/>
+          <w:bottom w:val="single" w:color="000000" w:sz="12" w:space="6"/>
+          <w:right w:val="single" w:color="000000" w:sz="12" w:space="6"/>
+        </w:pBdr>
+      </w:pPr>
+      <w:r>
+        <w:rPr>
+          <w:b/>
+          <w:bCs/>
+        </w:rPr>
+        <w:t xml:space="preserve">Con las manos. </w:t>
+      </w:r>
+      <w:r>
+        <w:t xml:space="preserve">Arma esta posición en tu tablero. Prueba con tus piezas las jugadas de las blancas. Después de cada una, toca las casillas de alrededor del rey negro: ¿puede escapar a alguna?</w:t>
       </w:r>
     </w:p>
     <w:p>
